--- a/output/docx/es/BUFRCREX_TableB_es_27.docx
+++ b/output/docx/es/BUFRCREX_TableB_es_27.docx
@@ -825,7 +825,7 @@
                 <w:b w:val="0"/>
                 <w:sz w:val="16"/>
               </w:rPr>
-              <w:t>Note 132: Se puede utilizar la latitud alterna cuando el cálculo de la posición nos da varias soluciones y a priori no hay modo de distinguir entre ellas.</w:t>
+              <w:t>Note B132: Se puede utilizar la latitud alterna cuando el cálculo de la posición nos da varias soluciones y a priori no hay modo de distinguir entre ellas.</w:t>
             </w:r>
           </w:p>
         </w:tc>
@@ -1018,7 +1018,7 @@
                 <w:b w:val="0"/>
                 <w:sz w:val="16"/>
               </w:rPr>
-              <w:t>Note 132: Se puede utilizar la latitud alterna cuando el cálculo de la posición nos da varias soluciones y a priori no hay modo de distinguir entre ellas.</w:t>
+              <w:t>Note B132: Se puede utilizar la latitud alterna cuando el cálculo de la posición nos da varias soluciones y a priori no hay modo de distinguir entre ellas.</w:t>
             </w:r>
           </w:p>
         </w:tc>
@@ -1403,7 +1403,7 @@
                 <w:b w:val="0"/>
                 <w:sz w:val="16"/>
               </w:rPr>
-              <w:t>Note 143: El contador de ubicación de los satélites se calcula como sigue: = número de superbanda x 1 000 + número de casilla x 10 + número de minicasilla.</w:t>
+              <w:t>Note B143: El contador de ubicación de los satélites se calcula como sigue: = número de superbanda x 1 000 + número de casilla x 10 + número de minicasilla.</w:t>
             </w:r>
           </w:p>
         </w:tc>
@@ -1596,7 +1596,7 @@
                 <w:b w:val="0"/>
                 <w:sz w:val="16"/>
               </w:rPr>
-              <w:t>Note 144: La dimensión de la sububicación de los satélites se calcula como sigue: dimensión = dimensión de minicasilla + dimensión de casilla donde: dimensión de minicasilla = líneas x 1000 + puntos x 100 dimensión de casilla = líneas x 10 + puntos. I.2 – BUFR/CREX Tabla B/27 – 1 (Clase 27 – continuación)</w:t>
+              <w:t>Note B144: La dimensión de la sububicación de los satélites se calcula como sigue: dimensión = dimensión de minicasilla + dimensión de casilla donde: dimensión de minicasilla = líneas x 1000 + puntos x 100 dimensión de casilla = líneas x 10 + puntos. I.2 – BUFR/CREX Tabla B/27 – 1 (Clase 27 – continuación)</w:t>
             </w:r>
           </w:p>
         </w:tc>
@@ -1789,7 +1789,7 @@
                 <w:b w:val="0"/>
                 <w:sz w:val="16"/>
               </w:rPr>
-              <w:t>Note 96: Para el descriptor 0 27 031 se han escogido ejes x, y y z negativos. I.2 – BUFR/CREX Tabla B/27 – 2 | Note 151: El valor para el descriptor 0 27 031 ha sido escogido para adecuarse a satélites en órbita polar en órbitas aproximadamente heliosincrónicas. Las órbitas geoestacionarias requerirían una anchura de datos mayor para la distancia y ligeramente menor para la velocidad.</w:t>
+              <w:t>Note B96: Para el descriptor 0 27 031 se han escogido ejes x, y y z negativos. I.2 – BUFR/CREX Tabla B/27 – 2 | Note B151: El valor para el descriptor 0 27 031 ha sido escogido para adecuarse a satélites en órbita polar en órbitas aproximadamente heliosincrónicas. Las órbitas geoestacionarias requerirían una anchura de datos mayor para la distancia y ligeramente menor para la velocidad.</w:t>
             </w:r>
           </w:p>
         </w:tc>
